--- a/Project1/documents/docx/Security_Data_Classification_and_Access.docx
+++ b/Project1/documents/docx/Security_Data_Classification_and_Access.docx
@@ -226,7 +226,7 @@
                 <w:color w:val="24364B"/>
                 <w:sz w:val="17"/>
               </w:rPr>
-              <w:t>2026-09-05</w:t>
+              <w:t>2026-09-04</w:t>
             </w:r>
           </w:p>
         </w:tc>
